--- a/Works/4.User Manual Template_v1.0_backup.docx
+++ b/Works/4.User Manual Template_v1.0_backup.docx
@@ -27,7 +27,7 @@
           <w:i/>
           <w:sz w:val="32"/>
         </w:rPr>
-        <w:t>DocExtract — Intelligent Document Processing</w:t>
+        <w:t>DocExtract - Intelligent Document Processing</w:t>
       </w:r>
     </w:p>
     <w:p/>
@@ -642,7 +642,7 @@
           <w:rFonts w:ascii="Times New Roman" w:hAnsi="Times New Roman"/>
           <w:sz w:val="22"/>
         </w:rPr>
-        <w:t>Document types: Invoice, Purchase Order, Receipt — the three document types DocExtract can extract.</w:t>
+        <w:t>Document types: Invoice, Purchase Order, Receipt - the three document types DocExtract can extract.</w:t>
       </w:r>
     </w:p>
     <w:p>
@@ -678,7 +678,7 @@
           <w:rFonts w:ascii="Times New Roman" w:hAnsi="Times New Roman"/>
           <w:sz w:val="22"/>
         </w:rPr>
-        <w:t>Status: a document's place in the workflow — extracted, in_review, flagged, approved, or rejected.</w:t>
+        <w:t>Status: a document's place in the workflow - extracted, in_review, flagged, approved, or rejected.</w:t>
       </w:r>
     </w:p>
     <w:p>
@@ -1179,7 +1179,7 @@
                 <w:rFonts w:ascii="Times New Roman" w:hAnsi="Times New Roman"/>
                 <w:sz w:val="22"/>
               </w:rPr>
-              <w:t>Wait for the progress indicator — files are extracted one at a time by the local vision model.</w:t>
+              <w:t>Wait for the progress indicator - files are extracted one at a time by the local vision model.</w:t>
             </w:r>
           </w:p>
         </w:tc>
@@ -1901,7 +1901,7 @@
           <w:b w:val="0"/>
           <w:sz w:val="22"/>
         </w:rPr>
-        <w:t>Only approved documents are exportable — a document must clear human review before its data leaves the system.</w:t>
+        <w:t>Only approved documents are exportable - a document must clear human review before its data leaves the system.</w:t>
       </w:r>
     </w:p>
     <w:tbl>
@@ -2609,7 +2609,7 @@
                 <w:rFonts w:ascii="Times New Roman" w:hAnsi="Times New Roman"/>
                 <w:sz w:val="22"/>
               </w:rPr>
-              <w:t>Under "Validation Rules", adjust the PPN rate, reconciliation tolerance, or low-confidence threshold, then click Save — the new values apply to subsequent extractions and corrections.</w:t>
+              <w:t>Under "Validation Rules", adjust the PPN rate, reconciliation tolerance, or low-confidence threshold, then click Save - the new values apply to subsequent extractions and corrections.</w:t>
             </w:r>
           </w:p>
         </w:tc>
@@ -3197,7 +3197,7 @@
           <w:i/>
           <w:sz w:val="26"/>
         </w:rPr>
-        <w:t>Signatures — DocExtract Project</w:t>
+        <w:t>Signatures - DocExtract Project</w:t>
       </w:r>
     </w:p>
     <w:tbl>
@@ -3680,6 +3680,8 @@
       </w:pPr>
     </w:p>
     <w:sectPr>
+      <w:headerReference w:type="default" r:id="rId9"/>
+      <w:footerReference w:type="default" r:id="rId10"/>
       <w:pgSz w:w="11906" w:h="16838"/>
       <w:pgMar w:top="1247" w:right="1247" w:bottom="1247" w:left="1247" w:header="720" w:footer="720" w:gutter="0"/>
       <w:cols w:space="720"/>
@@ -3687,6 +3689,26 @@
     </w:sectPr>
   </w:body>
 </w:document>
+</file>
+
+<file path=word/footer1.xml><?xml version="1.0" encoding="utf-8"?>
+<w:ftr xmlns:m="http://schemas.openxmlformats.org/officeDocument/2006/math" xmlns:mc="http://schemas.openxmlformats.org/markup-compatibility/2006" xmlns:mo="http://schemas.microsoft.com/office/mac/office/2008/main" xmlns:mv="urn:schemas-microsoft-com:mac:vml" xmlns:o="urn:schemas-microsoft-com:office:office" xmlns:r="http://schemas.openxmlformats.org/officeDocument/2006/relationships" xmlns:v="urn:schemas-microsoft-com:vml" xmlns:w10="urn:schemas-microsoft-com:office:word" xmlns:w14="http://schemas.microsoft.com/office/word/2010/wordml" xmlns:w="http://schemas.openxmlformats.org/wordprocessingml/2006/main" xmlns:wne="http://schemas.microsoft.com/office/word/2006/wordml" xmlns:wp14="http://schemas.microsoft.com/office/word/2010/wordprocessingDrawing" xmlns:wp="http://schemas.openxmlformats.org/drawingml/2006/wordprocessingDrawing" xmlns:wpc="http://schemas.microsoft.com/office/word/2010/wordprocessingCanvas" xmlns:wpg="http://schemas.microsoft.com/office/word/2010/wordprocessingGroup" xmlns:wpi="http://schemas.microsoft.com/office/word/2010/wordprocessingInk" xmlns:wps="http://schemas.microsoft.com/office/word/2010/wordprocessingShape" mc:Ignorable="w14 wp14">
+  <w:p>
+    <w:pPr>
+      <w:pStyle w:val="Footer"/>
+    </w:pPr>
+  </w:p>
+</w:ftr>
+</file>
+
+<file path=word/header1.xml><?xml version="1.0" encoding="utf-8"?>
+<w:hdr xmlns:m="http://schemas.openxmlformats.org/officeDocument/2006/math" xmlns:mc="http://schemas.openxmlformats.org/markup-compatibility/2006" xmlns:mo="http://schemas.microsoft.com/office/mac/office/2008/main" xmlns:mv="urn:schemas-microsoft-com:mac:vml" xmlns:o="urn:schemas-microsoft-com:office:office" xmlns:r="http://schemas.openxmlformats.org/officeDocument/2006/relationships" xmlns:v="urn:schemas-microsoft-com:vml" xmlns:w10="urn:schemas-microsoft-com:office:word" xmlns:w14="http://schemas.microsoft.com/office/word/2010/wordml" xmlns:w="http://schemas.openxmlformats.org/wordprocessingml/2006/main" xmlns:wne="http://schemas.microsoft.com/office/word/2006/wordml" xmlns:wp14="http://schemas.microsoft.com/office/word/2010/wordprocessingDrawing" xmlns:wp="http://schemas.openxmlformats.org/drawingml/2006/wordprocessingDrawing" xmlns:wpc="http://schemas.microsoft.com/office/word/2010/wordprocessingCanvas" xmlns:wpg="http://schemas.microsoft.com/office/word/2010/wordprocessingGroup" xmlns:wpi="http://schemas.microsoft.com/office/word/2010/wordprocessingInk" xmlns:wps="http://schemas.microsoft.com/office/word/2010/wordprocessingShape" mc:Ignorable="w14 wp14">
+  <w:p>
+    <w:pPr>
+      <w:pStyle w:val="Header"/>
+    </w:pPr>
+  </w:p>
+</w:hdr>
 </file>
 
 <file path=word/numbering.xml><?xml version="1.0" encoding="utf-8"?>
